--- a/TAI_LIEU_HOAN_CHINH/04_References/04_references_apa7.docx
+++ b/TAI_LIEU_HOAN_CHINH/04_References/04_references_apa7.docx
@@ -11050,7 +11050,7 @@
     <w:name w:val="Normal"/>
     <w:qFormat/>
     <w:pPr>
-      <w:spacing w:line="360" w:lineRule="auto"/>
+      <w:spacing w:line="288" w:lineRule="auto"/>
       <w:jc w:val="both"/>
     </w:pPr>
     <w:rPr>
@@ -11064,7 +11064,7 @@
     <w:basedOn w:val="Normal"/>
     <w:link w:val="BodyTextChar"/>
     <w:pPr>
-      <w:spacing w:after="180" w:before="180" w:line="360" w:lineRule="auto"/>
+      <w:spacing w:after="180" w:before="180" w:line="288" w:lineRule="auto"/>
       <w:jc w:val="both"/>
     </w:pPr>
     <w:qFormat/>
@@ -11080,7 +11080,7 @@
     <w:next w:val="BodyText"/>
     <w:qFormat/>
     <w:pPr>
-      <w:spacing w:line="360" w:lineRule="auto"/>
+      <w:spacing w:line="288" w:lineRule="auto"/>
       <w:jc w:val="both"/>
     </w:pPr>
     <w:rPr>
@@ -11094,7 +11094,7 @@
     <w:basedOn w:val="BodyText"/>
     <w:qFormat/>
     <w:pPr>
-      <w:spacing w:after="36" w:before="36" w:line="360" w:lineRule="auto"/>
+      <w:spacing w:after="36" w:before="36" w:line="288" w:lineRule="auto"/>
       <w:jc w:val="both"/>
     </w:pPr>
     <w:rPr>
@@ -11111,7 +11111,7 @@
     <w:pPr>
       <w:keepNext/>
       <w:keepLines/>
-      <w:spacing w:after="240" w:before="480" w:line="360" w:lineRule="auto"/>
+      <w:spacing w:after="240" w:before="480" w:line="288" w:lineRule="auto"/>
       <w:jc w:val="both"/>
     </w:pPr>
     <w:rPr>
@@ -11131,7 +11131,7 @@
     <w:pPr>
       <w:keepNext/>
       <w:keepLines/>
-      <w:spacing w:after="240" w:before="240" w:line="360" w:lineRule="auto"/>
+      <w:spacing w:after="240" w:before="240" w:line="288" w:lineRule="auto"/>
       <w:jc w:val="both"/>
     </w:pPr>
     <w:rPr>
@@ -11148,7 +11148,7 @@
     <w:pPr>
       <w:keepNext/>
       <w:keepLines/>
-      <w:spacing w:line="360" w:lineRule="auto"/>
+      <w:spacing w:line="288" w:lineRule="auto"/>
       <w:jc w:val="both"/>
     </w:pPr>
     <w:rPr>
@@ -11164,7 +11164,7 @@
     <w:pPr>
       <w:keepNext/>
       <w:keepLines/>
-      <w:spacing w:line="360" w:lineRule="auto"/>
+      <w:spacing w:line="288" w:lineRule="auto"/>
       <w:jc w:val="both"/>
     </w:pPr>
     <w:rPr>
@@ -11182,7 +11182,7 @@
       <w:keepNext/>
       <w:keepLines/>
       <w:jc w:val="both"/>
-      <w:spacing w:after="0" w:before="300" w:line="360" w:lineRule="auto"/>
+      <w:spacing w:after="0" w:before="300" w:line="288" w:lineRule="auto"/>
     </w:pPr>
     <w:rPr>
       <w:color w:val="000000"/>
@@ -11200,7 +11200,7 @@
     <w:pPr>
       <w:keepNext/>
       <w:keepLines/>
-      <w:spacing w:after="300" w:before="100" w:line="360" w:lineRule="auto"/>
+      <w:spacing w:after="300" w:before="100" w:line="288" w:lineRule="auto"/>
       <w:jc w:val="both"/>
     </w:pPr>
     <w:rPr>
@@ -11216,7 +11216,7 @@
     <w:next w:val="Bibliography"/>
     <w:qFormat/>
     <w:pPr>
-      <w:spacing w:line="360" w:lineRule="auto"/>
+      <w:spacing w:line="288" w:lineRule="auto"/>
       <w:jc w:val="both"/>
     </w:pPr>
     <w:rPr>
@@ -11234,7 +11234,7 @@
     <w:pPr>
       <w:keepNext/>
       <w:keepLines/>
-      <w:spacing w:after="0" w:before="480" w:line="360" w:lineRule="auto"/>
+      <w:spacing w:after="0" w:before="480" w:line="288" w:lineRule="auto"/>
       <w:jc w:val="both"/>
       <w:outlineLvl w:val="0"/>
     </w:pPr>
@@ -11257,7 +11257,7 @@
     <w:pPr>
       <w:keepNext/>
       <w:keepLines/>
-      <w:spacing w:after="0" w:before="200" w:line="360" w:lineRule="auto"/>
+      <w:spacing w:after="0" w:before="200" w:line="288" w:lineRule="auto"/>
       <w:jc w:val="both"/>
       <w:outlineLvl w:val="1"/>
     </w:pPr>
@@ -11280,7 +11280,7 @@
     <w:pPr>
       <w:keepNext/>
       <w:keepLines/>
-      <w:spacing w:after="0" w:before="200" w:line="360" w:lineRule="auto"/>
+      <w:spacing w:after="0" w:before="200" w:line="288" w:lineRule="auto"/>
       <w:jc w:val="both"/>
       <w:outlineLvl w:val="2"/>
     </w:pPr>
@@ -11303,7 +11303,7 @@
     <w:pPr>
       <w:keepNext/>
       <w:keepLines/>
-      <w:spacing w:after="0" w:before="200" w:line="360" w:lineRule="auto"/>
+      <w:spacing w:after="0" w:before="200" w:line="288" w:lineRule="auto"/>
       <w:jc w:val="both"/>
       <w:outlineLvl w:val="3"/>
     </w:pPr>
@@ -11326,7 +11326,7 @@
     <w:pPr>
       <w:keepNext/>
       <w:keepLines/>
-      <w:spacing w:after="0" w:before="200" w:line="360" w:lineRule="auto"/>
+      <w:spacing w:after="0" w:before="200" w:line="288" w:lineRule="auto"/>
       <w:jc w:val="both"/>
       <w:outlineLvl w:val="4"/>
     </w:pPr>
@@ -11348,7 +11348,7 @@
     <w:pPr>
       <w:keepNext/>
       <w:keepLines/>
-      <w:spacing w:after="0" w:before="200" w:line="360" w:lineRule="auto"/>
+      <w:spacing w:after="0" w:before="200" w:line="288" w:lineRule="auto"/>
       <w:jc w:val="both"/>
       <w:outlineLvl w:val="5"/>
     </w:pPr>
@@ -11369,7 +11369,7 @@
     <w:pPr>
       <w:keepNext/>
       <w:keepLines/>
-      <w:spacing w:after="0" w:before="200" w:line="360" w:lineRule="auto"/>
+      <w:spacing w:after="0" w:before="200" w:line="288" w:lineRule="auto"/>
       <w:jc w:val="both"/>
       <w:outlineLvl w:val="6"/>
     </w:pPr>
@@ -11390,7 +11390,7 @@
     <w:pPr>
       <w:keepNext/>
       <w:keepLines/>
-      <w:spacing w:after="0" w:before="200" w:line="360" w:lineRule="auto"/>
+      <w:spacing w:after="0" w:before="200" w:line="288" w:lineRule="auto"/>
       <w:jc w:val="both"/>
       <w:outlineLvl w:val="7"/>
     </w:pPr>
@@ -11411,7 +11411,7 @@
     <w:pPr>
       <w:keepNext/>
       <w:keepLines/>
-      <w:spacing w:after="0" w:before="200" w:line="360" w:lineRule="auto"/>
+      <w:spacing w:after="0" w:before="200" w:line="288" w:lineRule="auto"/>
       <w:jc w:val="both"/>
       <w:outlineLvl w:val="8"/>
     </w:pPr>
@@ -11430,7 +11430,7 @@
     <w:unhideWhenUsed/>
     <w:qFormat/>
     <w:pPr>
-      <w:spacing w:after="100" w:before="100" w:line="360" w:lineRule="auto"/>
+      <w:spacing w:after="100" w:before="100" w:line="288" w:lineRule="auto"/>
       <w:ind w:firstLine="0" w:left="480" w:right="480"/>
       <w:jc w:val="both"/>
     </w:pPr>
@@ -11448,7 +11448,7 @@
     <w:unhideWhenUsed/>
     <w:qFormat/>
     <w:pPr>
-      <w:spacing w:line="360" w:lineRule="auto"/>
+      <w:spacing w:line="288" w:lineRule="auto"/>
       <w:jc w:val="both"/>
     </w:pPr>
     <w:rPr>
@@ -11474,7 +11474,7 @@
     <w:unhideWhenUsed/>
     <w:qFormat/>
     <w:pPr>
-      <w:spacing w:line="360" w:lineRule="auto"/>
+      <w:spacing w:line="288" w:lineRule="auto"/>
       <w:jc w:val="both"/>
     </w:pPr>
     <w:rPr>
@@ -11514,7 +11514,7 @@
     <w:pPr>
       <w:keepNext/>
       <w:keepLines/>
-      <w:spacing w:after="0" w:line="360" w:lineRule="auto"/>
+      <w:spacing w:after="0" w:line="288" w:lineRule="auto"/>
       <w:jc w:val="both"/>
     </w:pPr>
     <w:rPr>
@@ -11528,7 +11528,7 @@
     <w:name w:val="Definition"/>
     <w:basedOn w:val="Normal"/>
     <w:pPr>
-      <w:spacing w:line="360" w:lineRule="auto"/>
+      <w:spacing w:line="288" w:lineRule="auto"/>
       <w:jc w:val="both"/>
     </w:pPr>
     <w:rPr>
@@ -11542,7 +11542,7 @@
     <w:basedOn w:val="Normal"/>
     <w:link w:val="BodyTextChar"/>
     <w:pPr>
-      <w:spacing w:after="120" w:before="0" w:line="360" w:lineRule="auto"/>
+      <w:spacing w:after="120" w:before="0" w:line="288" w:lineRule="auto"/>
       <w:jc w:val="both"/>
     </w:pPr>
     <w:rPr>
@@ -11557,7 +11557,7 @@
     <w:basedOn w:val="Caption"/>
     <w:pPr>
       <w:keepNext/>
-      <w:spacing w:line="360" w:lineRule="auto"/>
+      <w:spacing w:line="288" w:lineRule="auto"/>
       <w:jc w:val="both"/>
     </w:pPr>
     <w:rPr>
@@ -11570,7 +11570,7 @@
     <w:name w:val="Image Caption"/>
     <w:basedOn w:val="Caption"/>
     <w:pPr>
-      <w:spacing w:line="360" w:lineRule="auto"/>
+      <w:spacing w:line="288" w:lineRule="auto"/>
       <w:jc w:val="both"/>
     </w:pPr>
     <w:rPr>
@@ -11583,7 +11583,7 @@
     <w:name w:val="Figure"/>
     <w:basedOn w:val="Normal"/>
     <w:pPr>
-      <w:spacing w:line="360" w:lineRule="auto"/>
+      <w:spacing w:line="288" w:lineRule="auto"/>
       <w:jc w:val="both"/>
     </w:pPr>
     <w:rPr>
@@ -11597,7 +11597,7 @@
     <w:basedOn w:val="Figure"/>
     <w:pPr>
       <w:keepNext/>
-      <w:spacing w:line="360" w:lineRule="auto"/>
+      <w:spacing w:line="288" w:lineRule="auto"/>
       <w:jc w:val="both"/>
     </w:pPr>
     <w:rPr>
@@ -11661,7 +11661,7 @@
     <w:unhideWhenUsed/>
     <w:qFormat/>
     <w:pPr>
-      <w:spacing w:before="240" w:line="360" w:lineRule="auto"/>
+      <w:spacing w:before="240" w:line="288" w:lineRule="auto"/>
       <w:jc w:val="both"/>
       <w:outlineLvl w:val="9"/>
     </w:pPr>
